--- a/bitacoras/Gonzalez_Carlos_Dia01.docx
+++ b/bitacoras/Gonzalez_Carlos_Dia01.docx
@@ -5271,7 +5271,7 @@
                 <w:color w:val="364250"/>
                 <w:sz w:val="17"/>
               </w:rPr>
-              <w:t xml:space="preserve">Medidas de confidencialidad: no se compartieron contraseñas, claves, tokens ni datos reales (el proyecto no contiene ninguno). El código no se sanitizó porque el asistente lo leyó directamente; el repositorio es solo local, sin remoto. Autorización del líder técnico para este uso: [pendiente de confirmar].</w:t>
+              <w:t xml:space="preserve">Medidas de confidencialidad: no se compartieron contraseñas, claves, tokens ni datos reales (el proyecto no contiene ninguno). El código no se sanitizó porque el asistente lo leyó directamente; el repositorio tiene un remoto privado en GitHub (carlosglezq/Paquete01), sin acceso público. Autorización del líder técnico para este uso: [pendiente de confirmar].</w:t>
             </w:r>
           </w:p>
         </w:tc>
